--- a/Laporan Pemrograman Web/Template Laprak.docx
+++ b/Laporan Pemrograman Web/Template Laprak.docx
@@ -9,7 +9,9 @@
         <w:jc w:val="center"/>
         <w:rPr>
           <w:b/>
-          <w:sz w:val="28"/>
+          <w:spacing w:val="-2"/>
+          <w:sz w:val="32"/>
+          <w:szCs w:val="32"/>
           <w:lang w:val="id-ID"/>
         </w:rPr>
       </w:pPr>
@@ -17,15 +19,18 @@
         <w:rPr>
           <w:b/>
           <w:spacing w:val="-2"/>
-          <w:sz w:val="28"/>
+          <w:sz w:val="32"/>
+          <w:szCs w:val="32"/>
         </w:rPr>
         <w:t>LAPORAN</w:t>
       </w:r>
       <w:r>
         <w:rPr>
           <w:b/>
-          <w:spacing w:val="-13"/>
-          <w:sz w:val="28"/>
+          <w:spacing w:val="-2"/>
+          <w:sz w:val="32"/>
+          <w:szCs w:val="32"/>
+          <w:lang w:val="id-ID"/>
         </w:rPr>
         <w:t xml:space="preserve"> </w:t>
       </w:r>
@@ -33,10 +38,34 @@
         <w:rPr>
           <w:b/>
           <w:spacing w:val="-2"/>
-          <w:sz w:val="28"/>
+          <w:sz w:val="32"/>
+          <w:szCs w:val="32"/>
           <w:lang w:val="id-ID"/>
         </w:rPr>
-        <w:t>PEMROGRAMAN WEB</w:t>
+        <w:t>PRAKTIKUM</w:t>
+      </w:r>
+    </w:p>
+    <w:p>
+      <w:pPr>
+        <w:spacing w:before="62"/>
+        <w:ind w:left="2" w:right="33"/>
+        <w:jc w:val="center"/>
+        <w:rPr>
+          <w:b/>
+          <w:sz w:val="32"/>
+          <w:szCs w:val="32"/>
+          <w:lang w:val="id-ID"/>
+        </w:rPr>
+      </w:pPr>
+      <w:r>
+        <w:rPr>
+          <w:b/>
+          <w:spacing w:val="-2"/>
+          <w:sz w:val="32"/>
+          <w:szCs w:val="32"/>
+          <w:lang w:val="id-ID"/>
+        </w:rPr>
+        <w:t>PEMROGAMAN WEB</w:t>
       </w:r>
     </w:p>
     <w:p>
@@ -47,8 +76,6 @@
           <w:sz w:val="20"/>
         </w:rPr>
       </w:pPr>
-      <w:bookmarkStart w:id="0" w:name="_GoBack"/>
-      <w:bookmarkEnd w:id="0"/>
     </w:p>
     <w:p>
       <w:pPr>
@@ -56,26 +83,11 @@
         <w:rPr>
           <w:b/>
           <w:sz w:val="20"/>
+          <w:lang w:val="id-ID"/>
         </w:rPr>
       </w:pPr>
-    </w:p>
-    <w:p>
-      <w:pPr>
-        <w:pStyle w:val="BodyText"/>
-        <w:rPr>
-          <w:b/>
-          <w:sz w:val="20"/>
-        </w:rPr>
-      </w:pPr>
-    </w:p>
-    <w:p>
-      <w:pPr>
-        <w:pStyle w:val="BodyText"/>
-        <w:rPr>
-          <w:b/>
-          <w:sz w:val="20"/>
-        </w:rPr>
-      </w:pPr>
+      <w:bookmarkStart w:id="0" w:name="_GoBack"/>
+      <w:bookmarkEnd w:id="0"/>
     </w:p>
     <w:p>
       <w:pPr>
@@ -363,877 +375,35 @@
     </w:p>
     <w:p>
       <w:pPr>
-        <w:pStyle w:val="BodyText"/>
+        <w:jc w:val="center"/>
         <w:rPr>
-          <w:bCs/>
-          <w:sz w:val="24"/>
-          <w:szCs w:val="24"/>
+          <w:b/>
+          <w:sz w:val="32"/>
+          <w:szCs w:val="32"/>
           <w:lang w:val="id-ID"/>
         </w:rPr>
       </w:pPr>
       <w:r>
         <w:rPr>
           <w:b/>
-          <w:bCs/>
+          <w:sz w:val="32"/>
+          <w:szCs w:val="32"/>
         </w:rPr>
         <w:t xml:space="preserve">JOBSHEET </w:t>
       </w:r>
-      <w:r>
-        <w:rPr>
-          <w:b/>
-          <w:bCs/>
-          <w:lang w:val="id-ID"/>
-        </w:rPr>
-        <w:t>1</w:t>
-      </w:r>
     </w:p>
     <w:p>
       <w:pPr>
-        <w:pStyle w:val="BodyText"/>
-        <w:spacing w:before="4"/>
-        <w:rPr>
-          <w:b/>
-          <w:sz w:val="24"/>
-          <w:szCs w:val="24"/>
-          <w:lang w:val="id-ID"/>
-        </w:rPr>
-      </w:pPr>
-      <w:r>
-        <w:rPr>
-          <w:b/>
-          <w:sz w:val="24"/>
-          <w:szCs w:val="24"/>
-          <w:lang w:val="id-ID"/>
-        </w:rPr>
-        <w:t xml:space="preserve">Latihan Soal </w:t>
-      </w:r>
-    </w:p>
-    <w:p>
-      <w:pPr>
-        <w:pStyle w:val="ListParagraph"/>
-        <w:numPr>
-          <w:ilvl w:val="0"/>
-          <w:numId w:val="18"/>
-        </w:numPr>
-        <w:rPr>
-          <w:color w:val="BBBEBF"/>
-          <w:sz w:val="24"/>
-          <w:szCs w:val="24"/>
-          <w:lang w:val="id-ID" w:eastAsia="id-ID"/>
-        </w:rPr>
-      </w:pPr>
-      <w:r>
         <w:rPr>
           <w:sz w:val="24"/>
           <w:szCs w:val="24"/>
           <w:lang w:val="id-ID" w:eastAsia="id-ID"/>
         </w:rPr>
-        <w:t>Konsistensi Menu</w:t>
-      </w:r>
+      </w:pPr>
     </w:p>
     <w:p>
       <w:pPr>
         <w:rPr>
-          <w:color w:val="000000" w:themeColor="text1"/>
-          <w:lang w:val="id-ID" w:eastAsia="id-ID"/>
-        </w:rPr>
-      </w:pPr>
-      <w:r>
-        <w:rPr>
-          <w:b/>
-          <w:bCs/>
-          <w:color w:val="000000" w:themeColor="text1"/>
-          <w:lang w:val="id-ID" w:eastAsia="id-ID"/>
-        </w:rPr>
-        <w:t>**File:**</w:t>
-      </w:r>
-      <w:r>
-        <w:rPr>
-          <w:color w:val="000000" w:themeColor="text1"/>
-          <w:lang w:val="id-ID" w:eastAsia="id-ID"/>
-        </w:rPr>
-        <w:t xml:space="preserve"> `index.html`, `buku/list.html`, `buku/tambah.html`, `anggota/list.html`, `anggota/tambah.html`</w:t>
-      </w:r>
-    </w:p>
-    <w:p>
-      <w:pPr>
-        <w:rPr>
-          <w:color w:val="000000" w:themeColor="text1"/>
-          <w:lang w:val="id-ID" w:eastAsia="id-ID"/>
-        </w:rPr>
-      </w:pPr>
-      <w:r>
-        <w:rPr>
-          <w:b/>
-          <w:bCs/>
-          <w:color w:val="000000" w:themeColor="text1"/>
-          <w:lang w:val="id-ID" w:eastAsia="id-ID"/>
-        </w:rPr>
-        <w:t>**Perubahan:**</w:t>
-      </w:r>
-      <w:r>
-        <w:rPr>
-          <w:color w:val="000000" w:themeColor="text1"/>
-          <w:lang w:val="id-ID" w:eastAsia="id-ID"/>
-        </w:rPr>
-        <w:t xml:space="preserve"> Menambahkan `&lt;li&gt;&lt;a href="..."&gt;Tambah Anggota&lt;/a&gt;&lt;/li&gt;` di `&lt;nav&gt;&lt;ul&gt;` pada kelima file, dengan path relatif disesuaikan per lokasi file:</w:t>
-      </w:r>
-    </w:p>
-    <w:p>
-      <w:pPr>
-        <w:rPr>
-          <w:color w:val="000000" w:themeColor="text1"/>
-          <w:lang w:val="id-ID" w:eastAsia="id-ID"/>
-        </w:rPr>
-      </w:pPr>
-      <w:r>
-        <w:rPr>
-          <w:color w:val="000000" w:themeColor="text1"/>
-          <w:lang w:val="id-ID" w:eastAsia="id-ID"/>
-        </w:rPr>
-        <w:t>- Dari `index.html` → `href="anggota/tambah.html"`</w:t>
-      </w:r>
-    </w:p>
-    <w:p>
-      <w:pPr>
-        <w:rPr>
-          <w:color w:val="000000" w:themeColor="text1"/>
-          <w:lang w:val="id-ID" w:eastAsia="id-ID"/>
-        </w:rPr>
-      </w:pPr>
-      <w:r>
-        <w:rPr>
-          <w:color w:val="000000" w:themeColor="text1"/>
-          <w:lang w:val="id-ID" w:eastAsia="id-ID"/>
-        </w:rPr>
-        <w:t>- Dari `buku/list.html` &amp; `buku/tambah.html` → `href="../anggota/tambah.html"`</w:t>
-      </w:r>
-    </w:p>
-    <w:p>
-      <w:pPr>
-        <w:rPr>
-          <w:color w:val="000000" w:themeColor="text1"/>
-          <w:lang w:val="id-ID" w:eastAsia="id-ID"/>
-        </w:rPr>
-      </w:pPr>
-      <w:r>
-        <w:rPr>
-          <w:color w:val="000000" w:themeColor="text1"/>
-          <w:lang w:val="id-ID" w:eastAsia="id-ID"/>
-        </w:rPr>
-        <w:t>- Dari `anggota/list.html` &amp; `anggota/tambah.html` → `href="tambah.html"`</w:t>
-      </w:r>
-    </w:p>
-    <w:p>
-      <w:pPr>
-        <w:rPr>
-          <w:b/>
-          <w:color w:val="000000" w:themeColor="text1"/>
-          <w:sz w:val="24"/>
-          <w:szCs w:val="24"/>
-          <w:lang w:val="id-ID" w:eastAsia="id-ID"/>
-        </w:rPr>
-      </w:pPr>
-      <w:r>
-        <w:rPr>
-          <w:b/>
-          <w:color w:val="000000" w:themeColor="text1"/>
-          <w:sz w:val="24"/>
-          <w:szCs w:val="24"/>
-          <w:lang w:val="id-ID" w:eastAsia="id-ID"/>
-        </w:rPr>
-        <w:t>Hasil</w:t>
-      </w:r>
-    </w:p>
-    <w:p>
-      <w:pPr>
-        <w:rPr>
-          <w:b/>
-          <w:color w:val="000000" w:themeColor="text1"/>
-          <w:sz w:val="24"/>
-          <w:szCs w:val="24"/>
-          <w:lang w:val="id-ID" w:eastAsia="id-ID"/>
-        </w:rPr>
-      </w:pPr>
-      <w:r>
-        <w:rPr>
-          <w:b/>
-          <w:color w:val="000000" w:themeColor="text1"/>
-          <w:sz w:val="24"/>
-          <w:szCs w:val="24"/>
-          <w:lang w:val="id-ID" w:eastAsia="id-ID"/>
-        </w:rPr>
-        <w:pict w14:anchorId="1726EFE4">
-          <v:shapetype id="_x0000_t75" coordsize="21600,21600" o:spt="75" o:preferrelative="t" path="m@4@5l@4@11@9@11@9@5xe" filled="f" stroked="f">
-            <v:stroke joinstyle="miter"/>
-            <v:formulas>
-              <v:f eqn="if lineDrawn pixelLineWidth 0"/>
-              <v:f eqn="sum @0 1 0"/>
-              <v:f eqn="sum 0 0 @1"/>
-              <v:f eqn="prod @2 1 2"/>
-              <v:f eqn="prod @3 21600 pixelWidth"/>
-              <v:f eqn="prod @3 21600 pixelHeight"/>
-              <v:f eqn="sum @0 0 1"/>
-              <v:f eqn="prod @6 1 2"/>
-              <v:f eqn="prod @7 21600 pixelWidth"/>
-              <v:f eqn="sum @8 21600 0"/>
-              <v:f eqn="prod @7 21600 pixelHeight"/>
-              <v:f eqn="sum @10 21600 0"/>
-            </v:formulas>
-            <v:path o:extrusionok="f" gradientshapeok="t" o:connecttype="rect"/>
-            <o:lock v:ext="edit" aspectratio="t"/>
-          </v:shapetype>
-          <v:shape id="_x0000_i1025" type="#_x0000_t75" style="width:389.2pt;height:205.8pt">
-            <v:imagedata r:id="rId9" o:title="Screenshot (1379)"/>
-          </v:shape>
-        </w:pict>
-      </w:r>
-    </w:p>
-    <w:p>
-      <w:pPr>
-        <w:rPr>
-          <w:b/>
-          <w:color w:val="000000" w:themeColor="text1"/>
-          <w:sz w:val="24"/>
-          <w:szCs w:val="24"/>
-          <w:lang w:val="id-ID" w:eastAsia="id-ID"/>
-        </w:rPr>
-      </w:pPr>
-    </w:p>
-    <w:p>
-      <w:pPr>
-        <w:pStyle w:val="ListParagraph"/>
-        <w:numPr>
-          <w:ilvl w:val="0"/>
-          <w:numId w:val="18"/>
-        </w:numPr>
-        <w:rPr>
-          <w:color w:val="BBBEBF"/>
-          <w:lang w:val="id-ID" w:eastAsia="id-ID"/>
-        </w:rPr>
-      </w:pPr>
-      <w:r>
-        <w:rPr>
-          <w:lang w:val="id-ID" w:eastAsia="id-ID"/>
-        </w:rPr>
-        <w:t>Baris Data Buku Baru</w:t>
-      </w:r>
-    </w:p>
-    <w:p>
-      <w:pPr>
-        <w:rPr>
-          <w:color w:val="000000" w:themeColor="text1"/>
-          <w:lang w:val="id-ID" w:eastAsia="id-ID"/>
-        </w:rPr>
-      </w:pPr>
-      <w:r>
-        <w:rPr>
-          <w:b/>
-          <w:bCs/>
-          <w:color w:val="000000" w:themeColor="text1"/>
-          <w:lang w:val="id-ID" w:eastAsia="id-ID"/>
-        </w:rPr>
-        <w:t>**File:**</w:t>
-      </w:r>
-      <w:r>
-        <w:rPr>
-          <w:color w:val="000000" w:themeColor="text1"/>
-          <w:lang w:val="id-ID" w:eastAsia="id-ID"/>
-        </w:rPr>
-        <w:t xml:space="preserve"> `buku/list.html`</w:t>
-      </w:r>
-    </w:p>
-    <w:p>
-      <w:pPr>
-        <w:rPr>
-          <w:color w:val="000000" w:themeColor="text1"/>
-          <w:lang w:val="id-ID" w:eastAsia="id-ID"/>
-        </w:rPr>
-      </w:pPr>
-      <w:r>
-        <w:rPr>
-          <w:b/>
-          <w:bCs/>
-          <w:color w:val="000000" w:themeColor="text1"/>
-          <w:lang w:val="id-ID" w:eastAsia="id-ID"/>
-        </w:rPr>
-        <w:t>**Perubahan:**</w:t>
-      </w:r>
-      <w:r>
-        <w:rPr>
-          <w:color w:val="000000" w:themeColor="text1"/>
-          <w:lang w:val="id-ID" w:eastAsia="id-ID"/>
-        </w:rPr>
-        <w:t xml:space="preserve"> Menambahkan 2 elemen `&lt;tr&gt;` baru di dalam `&lt;tbody&gt;` tabel Daftar Buku:</w:t>
-      </w:r>
-    </w:p>
-    <w:p>
-      <w:pPr>
-        <w:rPr>
-          <w:color w:val="000000" w:themeColor="text1"/>
-          <w:lang w:val="id-ID" w:eastAsia="id-ID"/>
-        </w:rPr>
-      </w:pPr>
-      <w:r>
-        <w:rPr>
-          <w:color w:val="000000" w:themeColor="text1"/>
-          <w:lang w:val="id-ID" w:eastAsia="id-ID"/>
-        </w:rPr>
-        <w:t>| Judul | Pengarang | Tahun | Stok |</w:t>
-      </w:r>
-    </w:p>
-    <w:p>
-      <w:pPr>
-        <w:rPr>
-          <w:color w:val="000000" w:themeColor="text1"/>
-          <w:lang w:val="id-ID" w:eastAsia="id-ID"/>
-        </w:rPr>
-      </w:pPr>
-      <w:r>
-        <w:rPr>
-          <w:color w:val="000000" w:themeColor="text1"/>
-          <w:lang w:val="id-ID" w:eastAsia="id-ID"/>
-        </w:rPr>
-        <w:t>|---|---|---|---|</w:t>
-      </w:r>
-    </w:p>
-    <w:p>
-      <w:pPr>
-        <w:rPr>
-          <w:color w:val="000000" w:themeColor="text1"/>
-          <w:lang w:val="id-ID" w:eastAsia="id-ID"/>
-        </w:rPr>
-      </w:pPr>
-      <w:r>
-        <w:rPr>
-          <w:color w:val="000000" w:themeColor="text1"/>
-          <w:lang w:val="id-ID" w:eastAsia="id-ID"/>
-        </w:rPr>
-        <w:t>| Bumi Manusia | Pramoedya Ananta Toer | 1980 | 6 |</w:t>
-      </w:r>
-    </w:p>
-    <w:p>
-      <w:pPr>
-        <w:rPr>
-          <w:color w:val="000000" w:themeColor="text1"/>
-          <w:lang w:val="id-ID" w:eastAsia="id-ID"/>
-        </w:rPr>
-      </w:pPr>
-      <w:r>
-        <w:rPr>
-          <w:color w:val="000000" w:themeColor="text1"/>
-          <w:lang w:val="id-ID" w:eastAsia="id-ID"/>
-        </w:rPr>
-        <w:t>| Filosofi Teras | Henry Manampiring | 2018 | 5 |</w:t>
-      </w:r>
-    </w:p>
-    <w:p>
-      <w:pPr>
-        <w:rPr>
-          <w:b/>
-          <w:color w:val="000000" w:themeColor="text1"/>
-          <w:sz w:val="24"/>
-          <w:szCs w:val="24"/>
-          <w:lang w:val="id-ID" w:eastAsia="id-ID"/>
-        </w:rPr>
-      </w:pPr>
-      <w:r>
-        <w:rPr>
-          <w:b/>
-          <w:color w:val="000000" w:themeColor="text1"/>
-          <w:sz w:val="24"/>
-          <w:szCs w:val="24"/>
-          <w:lang w:val="id-ID" w:eastAsia="id-ID"/>
-        </w:rPr>
-        <w:t>Hasil</w:t>
-      </w:r>
-    </w:p>
-    <w:p>
-      <w:pPr>
-        <w:rPr>
-          <w:b/>
-          <w:color w:val="000000" w:themeColor="text1"/>
-          <w:sz w:val="24"/>
-          <w:szCs w:val="24"/>
-          <w:lang w:val="id-ID" w:eastAsia="id-ID"/>
-        </w:rPr>
-      </w:pPr>
-      <w:r>
-        <w:rPr>
-          <w:b/>
-          <w:color w:val="000000" w:themeColor="text1"/>
-          <w:sz w:val="24"/>
-          <w:szCs w:val="24"/>
-          <w:lang w:val="id-ID" w:eastAsia="id-ID"/>
-        </w:rPr>
-        <w:lastRenderedPageBreak/>
-        <w:pict w14:anchorId="3408BB09">
-          <v:shape id="_x0000_i1026" type="#_x0000_t75" style="width:395.3pt;height:207.85pt">
-            <v:imagedata r:id="rId10" o:title="Screenshot (1378)"/>
-          </v:shape>
-        </w:pict>
-      </w:r>
-    </w:p>
-    <w:p>
-      <w:pPr>
-        <w:rPr>
-          <w:lang w:val="id-ID" w:eastAsia="id-ID"/>
-        </w:rPr>
-      </w:pPr>
-    </w:p>
-    <w:p>
-      <w:pPr>
-        <w:pStyle w:val="ListParagraph"/>
-        <w:numPr>
-          <w:ilvl w:val="0"/>
-          <w:numId w:val="18"/>
-        </w:numPr>
-        <w:rPr>
-          <w:color w:val="000000" w:themeColor="text1"/>
-          <w:sz w:val="21"/>
-          <w:szCs w:val="21"/>
-          <w:lang w:val="id-ID" w:eastAsia="id-ID"/>
-        </w:rPr>
-      </w:pPr>
-      <w:r>
-        <w:rPr>
-          <w:bCs/>
-          <w:color w:val="000000" w:themeColor="text1"/>
-          <w:sz w:val="21"/>
-          <w:szCs w:val="21"/>
-          <w:lang w:val="id-ID" w:eastAsia="id-ID"/>
-        </w:rPr>
-        <w:t>Kolom "Tanggal Bergabung"</w:t>
-      </w:r>
-    </w:p>
-    <w:p>
-      <w:pPr>
-        <w:rPr>
-          <w:color w:val="000000" w:themeColor="text1"/>
-          <w:lang w:val="id-ID" w:eastAsia="id-ID"/>
-        </w:rPr>
-      </w:pPr>
-      <w:r>
-        <w:rPr>
-          <w:color w:val="000000" w:themeColor="text1"/>
-          <w:lang w:val="id-ID" w:eastAsia="id-ID"/>
-        </w:rPr>
-        <w:softHyphen/>
-      </w:r>
-      <w:r>
-        <w:rPr>
-          <w:color w:val="000000" w:themeColor="text1"/>
-          <w:lang w:val="id-ID" w:eastAsia="id-ID"/>
-        </w:rPr>
-        <w:softHyphen/>
-      </w:r>
-      <w:r>
-        <w:rPr>
-          <w:color w:val="000000" w:themeColor="text1"/>
-          <w:lang w:val="id-ID" w:eastAsia="id-ID"/>
-        </w:rPr>
-        <w:softHyphen/>
-        <w:t xml:space="preserve">  </w:t>
-      </w:r>
-      <w:r>
-        <w:rPr>
-          <w:color w:val="000000" w:themeColor="text1"/>
-          <w:lang w:val="id-ID" w:eastAsia="id-ID"/>
-        </w:rPr>
-        <w:softHyphen/>
-      </w:r>
-      <w:r>
-        <w:rPr>
-          <w:b/>
-          <w:bCs/>
-          <w:color w:val="000000" w:themeColor="text1"/>
-          <w:lang w:val="id-ID" w:eastAsia="id-ID"/>
-        </w:rPr>
-        <w:t>**File:**</w:t>
-      </w:r>
-      <w:r>
-        <w:rPr>
-          <w:color w:val="000000" w:themeColor="text1"/>
-          <w:lang w:val="id-ID" w:eastAsia="id-ID"/>
-        </w:rPr>
-        <w:t xml:space="preserve"> `anggota/list.html`</w:t>
-      </w:r>
-    </w:p>
-    <w:p>
-      <w:pPr>
-        <w:rPr>
-          <w:color w:val="000000" w:themeColor="text1"/>
-          <w:lang w:val="id-ID" w:eastAsia="id-ID"/>
-        </w:rPr>
-      </w:pPr>
-      <w:r>
-        <w:rPr>
-          <w:b/>
-          <w:bCs/>
-          <w:color w:val="000000" w:themeColor="text1"/>
-          <w:lang w:val="id-ID" w:eastAsia="id-ID"/>
-        </w:rPr>
-        <w:t>**Perubahan:**</w:t>
-      </w:r>
-    </w:p>
-    <w:p>
-      <w:pPr>
-        <w:rPr>
-          <w:color w:val="000000" w:themeColor="text1"/>
-          <w:lang w:val="id-ID" w:eastAsia="id-ID"/>
-        </w:rPr>
-      </w:pPr>
-      <w:r>
-        <w:rPr>
-          <w:color w:val="000000" w:themeColor="text1"/>
-          <w:lang w:val="id-ID" w:eastAsia="id-ID"/>
-        </w:rPr>
-        <w:t>- Menambahkan `&lt;th&gt;Tanggal Bergabung&lt;/th&gt;` di `&lt;thead&gt;`, diletakkan sebelum kolom Aksi.</w:t>
-      </w:r>
-    </w:p>
-    <w:p>
-      <w:pPr>
-        <w:rPr>
-          <w:color w:val="000000" w:themeColor="text1"/>
-          <w:lang w:val="id-ID" w:eastAsia="id-ID"/>
-        </w:rPr>
-      </w:pPr>
-      <w:r>
-        <w:rPr>
-          <w:color w:val="000000" w:themeColor="text1"/>
-          <w:lang w:val="id-ID" w:eastAsia="id-ID"/>
-        </w:rPr>
-        <w:t>- Menambahkan `&lt;td&gt;` berisi tanggal di tiap `&lt;tr&gt;` pada `&lt;tbody&gt;`, di posisi yang sama:</w:t>
-      </w:r>
-    </w:p>
-    <w:p>
-      <w:pPr>
-        <w:rPr>
-          <w:color w:val="000000" w:themeColor="text1"/>
-          <w:lang w:val="id-ID" w:eastAsia="id-ID"/>
-        </w:rPr>
-      </w:pPr>
-      <w:r>
-        <w:rPr>
-          <w:color w:val="000000" w:themeColor="text1"/>
-          <w:lang w:val="id-ID" w:eastAsia="id-ID"/>
-        </w:rPr>
-        <w:t>  - Siti Aminah → 12 Jan 2024</w:t>
-      </w:r>
-    </w:p>
-    <w:p>
-      <w:pPr>
-        <w:rPr>
-          <w:color w:val="000000" w:themeColor="text1"/>
-          <w:lang w:val="id-ID" w:eastAsia="id-ID"/>
-        </w:rPr>
-      </w:pPr>
-      <w:r>
-        <w:rPr>
-          <w:color w:val="000000" w:themeColor="text1"/>
-          <w:lang w:val="id-ID" w:eastAsia="id-ID"/>
-        </w:rPr>
-        <w:t>  - Budi Santoso → 05 Mar 2024</w:t>
-      </w:r>
-    </w:p>
-    <w:p>
-      <w:pPr>
-        <w:rPr>
-          <w:b/>
-          <w:color w:val="000000" w:themeColor="text1"/>
-          <w:sz w:val="24"/>
-          <w:szCs w:val="24"/>
-          <w:lang w:val="id-ID" w:eastAsia="id-ID"/>
-        </w:rPr>
-      </w:pPr>
-      <w:r>
-        <w:rPr>
-          <w:b/>
-          <w:color w:val="000000" w:themeColor="text1"/>
-          <w:sz w:val="24"/>
-          <w:szCs w:val="24"/>
-          <w:lang w:val="id-ID" w:eastAsia="id-ID"/>
-        </w:rPr>
-        <w:t>Hasil</w:t>
-      </w:r>
-    </w:p>
-    <w:p>
-      <w:pPr>
-        <w:rPr>
-          <w:b/>
-          <w:color w:val="000000" w:themeColor="text1"/>
-          <w:sz w:val="24"/>
-          <w:szCs w:val="24"/>
-          <w:lang w:val="id-ID" w:eastAsia="id-ID"/>
-        </w:rPr>
-      </w:pPr>
-      <w:r>
-        <w:rPr>
-          <w:b/>
-          <w:color w:val="000000" w:themeColor="text1"/>
-          <w:sz w:val="24"/>
-          <w:szCs w:val="24"/>
-          <w:lang w:val="id-ID" w:eastAsia="id-ID"/>
-        </w:rPr>
-        <w:pict w14:anchorId="74E30041">
-          <v:shape id="_x0000_i1027" type="#_x0000_t75" style="width:505.35pt;height:184.75pt">
-            <v:imagedata r:id="rId11" o:title="Screenshot (1381)"/>
-          </v:shape>
-        </w:pict>
-      </w:r>
-    </w:p>
-    <w:p>
-      <w:pPr>
-        <w:pStyle w:val="ListParagraph"/>
-        <w:numPr>
-          <w:ilvl w:val="0"/>
-          <w:numId w:val="18"/>
-        </w:numPr>
-        <w:rPr>
-          <w:color w:val="BBBEBF"/>
-          <w:lang w:val="id-ID" w:eastAsia="id-ID"/>
-        </w:rPr>
-      </w:pPr>
-      <w:r>
-        <w:rPr>
-          <w:lang w:val="id-ID" w:eastAsia="id-ID"/>
-        </w:rPr>
-        <w:lastRenderedPageBreak/>
-        <w:t>Field Email</w:t>
-      </w:r>
-    </w:p>
-    <w:p>
-      <w:pPr>
-        <w:rPr>
-          <w:color w:val="000000" w:themeColor="text1"/>
-          <w:lang w:val="id-ID" w:eastAsia="id-ID"/>
-        </w:rPr>
-      </w:pPr>
-      <w:r>
-        <w:rPr>
-          <w:b/>
-          <w:bCs/>
-          <w:color w:val="000000" w:themeColor="text1"/>
-          <w:lang w:val="id-ID" w:eastAsia="id-ID"/>
-        </w:rPr>
-        <w:t>**File:**</w:t>
-      </w:r>
-      <w:r>
-        <w:rPr>
-          <w:color w:val="000000" w:themeColor="text1"/>
-          <w:lang w:val="id-ID" w:eastAsia="id-ID"/>
-        </w:rPr>
-        <w:t xml:space="preserve"> `anggota/tambah.html`</w:t>
-      </w:r>
-    </w:p>
-    <w:p>
-      <w:pPr>
-        <w:rPr>
-          <w:color w:val="000000" w:themeColor="text1"/>
-          <w:lang w:val="id-ID" w:eastAsia="id-ID"/>
-        </w:rPr>
-      </w:pPr>
-      <w:r>
-        <w:rPr>
-          <w:b/>
-          <w:bCs/>
-          <w:color w:val="000000" w:themeColor="text1"/>
-          <w:lang w:val="id-ID" w:eastAsia="id-ID"/>
-        </w:rPr>
-        <w:t>**Perubahan:**</w:t>
-      </w:r>
-      <w:r>
-        <w:rPr>
-          <w:color w:val="000000" w:themeColor="text1"/>
-          <w:lang w:val="id-ID" w:eastAsia="id-ID"/>
-        </w:rPr>
-        <w:t xml:space="preserve"> Menambahkan field baru di form sebelum tombol Simpan:</w:t>
-      </w:r>
-    </w:p>
-    <w:p>
-      <w:pPr>
-        <w:rPr>
-          <w:color w:val="000000" w:themeColor="text1"/>
-          <w:lang w:val="id-ID" w:eastAsia="id-ID"/>
-        </w:rPr>
-      </w:pPr>
-      <w:r>
-        <w:rPr>
-          <w:color w:val="000000" w:themeColor="text1"/>
-          <w:lang w:val="id-ID" w:eastAsia="id-ID"/>
-        </w:rPr>
-        <w:t>```html</w:t>
-      </w:r>
-    </w:p>
-    <w:p>
-      <w:pPr>
-        <w:rPr>
-          <w:color w:val="000000" w:themeColor="text1"/>
-          <w:lang w:val="id-ID" w:eastAsia="id-ID"/>
-        </w:rPr>
-      </w:pPr>
-      <w:r>
-        <w:rPr>
-          <w:color w:val="000000" w:themeColor="text1"/>
-          <w:lang w:val="id-ID" w:eastAsia="id-ID"/>
-        </w:rPr>
-        <w:t>&lt;p&gt;</w:t>
-      </w:r>
-    </w:p>
-    <w:p>
-      <w:pPr>
-        <w:rPr>
-          <w:color w:val="000000" w:themeColor="text1"/>
-          <w:lang w:val="id-ID" w:eastAsia="id-ID"/>
-        </w:rPr>
-      </w:pPr>
-      <w:r>
-        <w:rPr>
-          <w:color w:val="000000" w:themeColor="text1"/>
-          <w:lang w:val="id-ID" w:eastAsia="id-ID"/>
-        </w:rPr>
-        <w:t>    &lt;label for="email"&gt;Email&lt;/label&gt;&lt;br&gt;</w:t>
-      </w:r>
-    </w:p>
-    <w:p>
-      <w:pPr>
-        <w:rPr>
-          <w:color w:val="000000" w:themeColor="text1"/>
-          <w:lang w:val="id-ID" w:eastAsia="id-ID"/>
-        </w:rPr>
-      </w:pPr>
-      <w:r>
-        <w:rPr>
-          <w:color w:val="000000" w:themeColor="text1"/>
-          <w:lang w:val="id-ID" w:eastAsia="id-ID"/>
-        </w:rPr>
-        <w:t>    &lt;input type="email" id="email" name="email"&gt;</w:t>
-      </w:r>
-    </w:p>
-    <w:p>
-      <w:pPr>
-        <w:rPr>
-          <w:color w:val="000000" w:themeColor="text1"/>
-          <w:lang w:val="id-ID" w:eastAsia="id-ID"/>
-        </w:rPr>
-      </w:pPr>
-      <w:r>
-        <w:rPr>
-          <w:color w:val="000000" w:themeColor="text1"/>
-          <w:lang w:val="id-ID" w:eastAsia="id-ID"/>
-        </w:rPr>
-        <w:t>&lt;/p&gt;</w:t>
-      </w:r>
-    </w:p>
-    <w:p>
-      <w:pPr>
-        <w:rPr>
-          <w:color w:val="000000" w:themeColor="text1"/>
-          <w:lang w:val="id-ID" w:eastAsia="id-ID"/>
-        </w:rPr>
-      </w:pPr>
-      <w:r>
-        <w:rPr>
-          <w:color w:val="000000" w:themeColor="text1"/>
-          <w:lang w:val="id-ID" w:eastAsia="id-ID"/>
-        </w:rPr>
-        <w:t>```</w:t>
-      </w:r>
-    </w:p>
-    <w:p>
-      <w:pPr>
-        <w:rPr>
-          <w:color w:val="000000" w:themeColor="text1"/>
-          <w:lang w:val="id-ID" w:eastAsia="id-ID"/>
-        </w:rPr>
-      </w:pPr>
-      <w:r>
-        <w:rPr>
-          <w:color w:val="000000" w:themeColor="text1"/>
-          <w:lang w:val="id-ID" w:eastAsia="id-ID"/>
-        </w:rPr>
-        <w:t>Memakai `type="email"` (bukan `type="text"`) supaya browser otomatis memvalidasi format alamat email tanpa perlu JavaScript tambahan.</w:t>
-      </w:r>
-    </w:p>
-    <w:p>
-      <w:pPr>
-        <w:rPr>
-          <w:b/>
-          <w:color w:val="000000" w:themeColor="text1"/>
-          <w:sz w:val="24"/>
-          <w:szCs w:val="24"/>
-          <w:lang w:val="id-ID" w:eastAsia="id-ID"/>
-        </w:rPr>
-      </w:pPr>
-      <w:r>
-        <w:rPr>
-          <w:b/>
-          <w:color w:val="000000" w:themeColor="text1"/>
-          <w:sz w:val="24"/>
-          <w:szCs w:val="24"/>
-          <w:lang w:val="id-ID" w:eastAsia="id-ID"/>
-        </w:rPr>
-        <w:t>Hasil</w:t>
-      </w:r>
-    </w:p>
-    <w:p>
-      <w:pPr>
-        <w:rPr>
-          <w:b/>
-          <w:color w:val="000000" w:themeColor="text1"/>
-          <w:sz w:val="24"/>
-          <w:szCs w:val="24"/>
-          <w:lang w:val="id-ID" w:eastAsia="id-ID"/>
-        </w:rPr>
-      </w:pPr>
-      <w:r>
-        <w:rPr>
-          <w:b/>
-          <w:color w:val="000000" w:themeColor="text1"/>
-          <w:sz w:val="24"/>
-          <w:szCs w:val="24"/>
-          <w:lang w:val="id-ID" w:eastAsia="id-ID"/>
-        </w:rPr>
-        <w:pict w14:anchorId="06F10B6A">
-          <v:shape id="_x0000_i1028" type="#_x0000_t75" style="width:386.5pt;height:189.5pt">
-            <v:imagedata r:id="rId12" o:title="Screenshot (1382)"/>
-          </v:shape>
-        </w:pict>
-      </w:r>
-    </w:p>
-    <w:p>
-      <w:pPr>
-        <w:rPr>
-          <w:b/>
-          <w:color w:val="BBBEBF"/>
-          <w:sz w:val="24"/>
-          <w:szCs w:val="24"/>
-          <w:lang w:val="id-ID" w:eastAsia="id-ID"/>
-        </w:rPr>
-      </w:pPr>
-    </w:p>
-    <w:p>
-      <w:pPr>
-        <w:rPr>
-          <w:color w:val="000000" w:themeColor="text1"/>
-          <w:sz w:val="21"/>
-          <w:szCs w:val="21"/>
-          <w:lang w:val="id-ID" w:eastAsia="id-ID"/>
-        </w:rPr>
-      </w:pPr>
-    </w:p>
-    <w:p>
-      <w:pPr>
-        <w:rPr>
-          <w:color w:val="BBBEBF"/>
-          <w:lang w:val="id-ID" w:eastAsia="id-ID"/>
-        </w:rPr>
-      </w:pPr>
-    </w:p>
-    <w:p>
-      <w:pPr>
-        <w:rPr>
-          <w:color w:val="BBBEBF"/>
           <w:sz w:val="24"/>
           <w:szCs w:val="24"/>
           <w:lang w:val="id-ID" w:eastAsia="id-ID"/>
@@ -1809,6 +979,119 @@
     </w:lvl>
   </w:abstractNum>
   <w:abstractNum w:abstractNumId="4">
+    <w:nsid w:val="1C732216"/>
+    <w:multiLevelType w:val="hybridMultilevel"/>
+    <w:tmpl w:val="B6D22D34"/>
+    <w:lvl w:ilvl="0" w:tplc="04210001">
+      <w:start w:val="1"/>
+      <w:numFmt w:val="bullet"/>
+      <w:lvlText w:val=""/>
+      <w:lvlJc w:val="left"/>
+      <w:pPr>
+        <w:ind w:left="720" w:hanging="360"/>
+      </w:pPr>
+      <w:rPr>
+        <w:rFonts w:ascii="Symbol" w:hAnsi="Symbol" w:hint="default"/>
+      </w:rPr>
+    </w:lvl>
+    <w:lvl w:ilvl="1" w:tplc="04210003" w:tentative="1">
+      <w:start w:val="1"/>
+      <w:numFmt w:val="bullet"/>
+      <w:lvlText w:val="o"/>
+      <w:lvlJc w:val="left"/>
+      <w:pPr>
+        <w:ind w:left="1440" w:hanging="360"/>
+      </w:pPr>
+      <w:rPr>
+        <w:rFonts w:ascii="Courier New" w:hAnsi="Courier New" w:cs="Courier New" w:hint="default"/>
+      </w:rPr>
+    </w:lvl>
+    <w:lvl w:ilvl="2" w:tplc="04210005" w:tentative="1">
+      <w:start w:val="1"/>
+      <w:numFmt w:val="bullet"/>
+      <w:lvlText w:val=""/>
+      <w:lvlJc w:val="left"/>
+      <w:pPr>
+        <w:ind w:left="2160" w:hanging="360"/>
+      </w:pPr>
+      <w:rPr>
+        <w:rFonts w:ascii="Wingdings" w:hAnsi="Wingdings" w:hint="default"/>
+      </w:rPr>
+    </w:lvl>
+    <w:lvl w:ilvl="3" w:tplc="04210001" w:tentative="1">
+      <w:start w:val="1"/>
+      <w:numFmt w:val="bullet"/>
+      <w:lvlText w:val=""/>
+      <w:lvlJc w:val="left"/>
+      <w:pPr>
+        <w:ind w:left="2880" w:hanging="360"/>
+      </w:pPr>
+      <w:rPr>
+        <w:rFonts w:ascii="Symbol" w:hAnsi="Symbol" w:hint="default"/>
+      </w:rPr>
+    </w:lvl>
+    <w:lvl w:ilvl="4" w:tplc="04210003" w:tentative="1">
+      <w:start w:val="1"/>
+      <w:numFmt w:val="bullet"/>
+      <w:lvlText w:val="o"/>
+      <w:lvlJc w:val="left"/>
+      <w:pPr>
+        <w:ind w:left="3600" w:hanging="360"/>
+      </w:pPr>
+      <w:rPr>
+        <w:rFonts w:ascii="Courier New" w:hAnsi="Courier New" w:cs="Courier New" w:hint="default"/>
+      </w:rPr>
+    </w:lvl>
+    <w:lvl w:ilvl="5" w:tplc="04210005" w:tentative="1">
+      <w:start w:val="1"/>
+      <w:numFmt w:val="bullet"/>
+      <w:lvlText w:val=""/>
+      <w:lvlJc w:val="left"/>
+      <w:pPr>
+        <w:ind w:left="4320" w:hanging="360"/>
+      </w:pPr>
+      <w:rPr>
+        <w:rFonts w:ascii="Wingdings" w:hAnsi="Wingdings" w:hint="default"/>
+      </w:rPr>
+    </w:lvl>
+    <w:lvl w:ilvl="6" w:tplc="04210001" w:tentative="1">
+      <w:start w:val="1"/>
+      <w:numFmt w:val="bullet"/>
+      <w:lvlText w:val=""/>
+      <w:lvlJc w:val="left"/>
+      <w:pPr>
+        <w:ind w:left="5040" w:hanging="360"/>
+      </w:pPr>
+      <w:rPr>
+        <w:rFonts w:ascii="Symbol" w:hAnsi="Symbol" w:hint="default"/>
+      </w:rPr>
+    </w:lvl>
+    <w:lvl w:ilvl="7" w:tplc="04210003" w:tentative="1">
+      <w:start w:val="1"/>
+      <w:numFmt w:val="bullet"/>
+      <w:lvlText w:val="o"/>
+      <w:lvlJc w:val="left"/>
+      <w:pPr>
+        <w:ind w:left="5760" w:hanging="360"/>
+      </w:pPr>
+      <w:rPr>
+        <w:rFonts w:ascii="Courier New" w:hAnsi="Courier New" w:cs="Courier New" w:hint="default"/>
+      </w:rPr>
+    </w:lvl>
+    <w:lvl w:ilvl="8" w:tplc="04210005" w:tentative="1">
+      <w:start w:val="1"/>
+      <w:numFmt w:val="bullet"/>
+      <w:lvlText w:val=""/>
+      <w:lvlJc w:val="left"/>
+      <w:pPr>
+        <w:ind w:left="6480" w:hanging="360"/>
+      </w:pPr>
+      <w:rPr>
+        <w:rFonts w:ascii="Wingdings" w:hAnsi="Wingdings" w:hint="default"/>
+      </w:rPr>
+    </w:lvl>
+  </w:abstractNum>
+  <w:abstractNum w:abstractNumId="5">
     <w:nsid w:val="28A45DD4"/>
     <w:multiLevelType w:val="hybridMultilevel"/>
     <w:tmpl w:val="9D44E0EE"/>
@@ -1930,7 +1213,7 @@
       </w:rPr>
     </w:lvl>
   </w:abstractNum>
-  <w:abstractNum w:abstractNumId="5">
+  <w:abstractNum w:abstractNumId="6">
     <w:nsid w:val="42E74A68"/>
     <w:multiLevelType w:val="multilevel"/>
     <w:tmpl w:val="6BF63092"/>
@@ -2043,7 +1326,7 @@
       </w:pPr>
     </w:lvl>
   </w:abstractNum>
-  <w:abstractNum w:abstractNumId="6">
+  <w:abstractNum w:abstractNumId="7">
     <w:nsid w:val="45602A35"/>
     <w:multiLevelType w:val="multilevel"/>
     <w:tmpl w:val="C7048874"/>
@@ -2156,7 +1439,271 @@
       </w:pPr>
     </w:lvl>
   </w:abstractNum>
-  <w:abstractNum w:abstractNumId="7">
+  <w:abstractNum w:abstractNumId="8">
+    <w:nsid w:val="4DB31701"/>
+    <w:multiLevelType w:val="hybridMultilevel"/>
+    <w:tmpl w:val="7780D39C"/>
+    <w:lvl w:ilvl="0" w:tplc="0421000F">
+      <w:start w:val="1"/>
+      <w:numFmt w:val="decimal"/>
+      <w:lvlText w:val="%1."/>
+      <w:lvlJc w:val="left"/>
+      <w:pPr>
+        <w:ind w:left="720" w:hanging="360"/>
+      </w:pPr>
+      <w:rPr>
+        <w:rFonts w:hint="default"/>
+      </w:rPr>
+    </w:lvl>
+    <w:lvl w:ilvl="1" w:tplc="04210019" w:tentative="1">
+      <w:start w:val="1"/>
+      <w:numFmt w:val="lowerLetter"/>
+      <w:lvlText w:val="%2."/>
+      <w:lvlJc w:val="left"/>
+      <w:pPr>
+        <w:ind w:left="1440" w:hanging="360"/>
+      </w:pPr>
+    </w:lvl>
+    <w:lvl w:ilvl="2" w:tplc="0421001B" w:tentative="1">
+      <w:start w:val="1"/>
+      <w:numFmt w:val="lowerRoman"/>
+      <w:lvlText w:val="%3."/>
+      <w:lvlJc w:val="right"/>
+      <w:pPr>
+        <w:ind w:left="2160" w:hanging="180"/>
+      </w:pPr>
+    </w:lvl>
+    <w:lvl w:ilvl="3" w:tplc="0421000F" w:tentative="1">
+      <w:start w:val="1"/>
+      <w:numFmt w:val="decimal"/>
+      <w:lvlText w:val="%4."/>
+      <w:lvlJc w:val="left"/>
+      <w:pPr>
+        <w:ind w:left="2880" w:hanging="360"/>
+      </w:pPr>
+    </w:lvl>
+    <w:lvl w:ilvl="4" w:tplc="04210019" w:tentative="1">
+      <w:start w:val="1"/>
+      <w:numFmt w:val="lowerLetter"/>
+      <w:lvlText w:val="%5."/>
+      <w:lvlJc w:val="left"/>
+      <w:pPr>
+        <w:ind w:left="3600" w:hanging="360"/>
+      </w:pPr>
+    </w:lvl>
+    <w:lvl w:ilvl="5" w:tplc="0421001B" w:tentative="1">
+      <w:start w:val="1"/>
+      <w:numFmt w:val="lowerRoman"/>
+      <w:lvlText w:val="%6."/>
+      <w:lvlJc w:val="right"/>
+      <w:pPr>
+        <w:ind w:left="4320" w:hanging="180"/>
+      </w:pPr>
+    </w:lvl>
+    <w:lvl w:ilvl="6" w:tplc="0421000F" w:tentative="1">
+      <w:start w:val="1"/>
+      <w:numFmt w:val="decimal"/>
+      <w:lvlText w:val="%7."/>
+      <w:lvlJc w:val="left"/>
+      <w:pPr>
+        <w:ind w:left="5040" w:hanging="360"/>
+      </w:pPr>
+    </w:lvl>
+    <w:lvl w:ilvl="7" w:tplc="04210019" w:tentative="1">
+      <w:start w:val="1"/>
+      <w:numFmt w:val="lowerLetter"/>
+      <w:lvlText w:val="%8."/>
+      <w:lvlJc w:val="left"/>
+      <w:pPr>
+        <w:ind w:left="5760" w:hanging="360"/>
+      </w:pPr>
+    </w:lvl>
+    <w:lvl w:ilvl="8" w:tplc="0421001B" w:tentative="1">
+      <w:start w:val="1"/>
+      <w:numFmt w:val="lowerRoman"/>
+      <w:lvlText w:val="%9."/>
+      <w:lvlJc w:val="right"/>
+      <w:pPr>
+        <w:ind w:left="6480" w:hanging="180"/>
+      </w:pPr>
+    </w:lvl>
+  </w:abstractNum>
+  <w:abstractNum w:abstractNumId="9">
+    <w:nsid w:val="4E3B665B"/>
+    <w:multiLevelType w:val="hybridMultilevel"/>
+    <w:tmpl w:val="E8AA7D7E"/>
+    <w:lvl w:ilvl="0" w:tplc="BCEE9EA2">
+      <w:start w:val="1"/>
+      <w:numFmt w:val="bullet"/>
+      <w:lvlText w:val="●"/>
+      <w:lvlJc w:val="left"/>
+      <w:pPr>
+        <w:ind w:left="720" w:hanging="360"/>
+      </w:pPr>
+    </w:lvl>
+    <w:lvl w:ilvl="1" w:tplc="21EA95B8">
+      <w:start w:val="1"/>
+      <w:numFmt w:val="bullet"/>
+      <w:lvlText w:val="○"/>
+      <w:lvlJc w:val="left"/>
+      <w:pPr>
+        <w:ind w:left="1440" w:hanging="360"/>
+      </w:pPr>
+    </w:lvl>
+    <w:lvl w:ilvl="2" w:tplc="485C56D8">
+      <w:start w:val="1"/>
+      <w:numFmt w:val="bullet"/>
+      <w:lvlText w:val="■"/>
+      <w:lvlJc w:val="left"/>
+      <w:pPr>
+        <w:ind w:left="2160" w:hanging="360"/>
+      </w:pPr>
+    </w:lvl>
+    <w:lvl w:ilvl="3" w:tplc="173A5C3C">
+      <w:start w:val="1"/>
+      <w:numFmt w:val="bullet"/>
+      <w:lvlText w:val="●"/>
+      <w:lvlJc w:val="left"/>
+      <w:pPr>
+        <w:ind w:left="2880" w:hanging="360"/>
+      </w:pPr>
+    </w:lvl>
+    <w:lvl w:ilvl="4" w:tplc="D7DE207A">
+      <w:start w:val="1"/>
+      <w:numFmt w:val="bullet"/>
+      <w:lvlText w:val="○"/>
+      <w:lvlJc w:val="left"/>
+      <w:pPr>
+        <w:ind w:left="3600" w:hanging="360"/>
+      </w:pPr>
+    </w:lvl>
+    <w:lvl w:ilvl="5" w:tplc="6832A8B6">
+      <w:start w:val="1"/>
+      <w:numFmt w:val="bullet"/>
+      <w:lvlText w:val="■"/>
+      <w:lvlJc w:val="left"/>
+      <w:pPr>
+        <w:ind w:left="4320" w:hanging="360"/>
+      </w:pPr>
+    </w:lvl>
+    <w:lvl w:ilvl="6" w:tplc="E71EF284">
+      <w:start w:val="1"/>
+      <w:numFmt w:val="bullet"/>
+      <w:lvlText w:val="●"/>
+      <w:lvlJc w:val="left"/>
+      <w:pPr>
+        <w:ind w:left="5040" w:hanging="360"/>
+      </w:pPr>
+    </w:lvl>
+    <w:lvl w:ilvl="7" w:tplc="5210AA3C">
+      <w:start w:val="1"/>
+      <w:numFmt w:val="bullet"/>
+      <w:lvlText w:val="●"/>
+      <w:lvlJc w:val="left"/>
+      <w:pPr>
+        <w:ind w:left="5760" w:hanging="360"/>
+      </w:pPr>
+    </w:lvl>
+    <w:lvl w:ilvl="8" w:tplc="32F2D6AE">
+      <w:start w:val="1"/>
+      <w:numFmt w:val="bullet"/>
+      <w:lvlText w:val="●"/>
+      <w:lvlJc w:val="left"/>
+      <w:pPr>
+        <w:ind w:left="6480" w:hanging="360"/>
+      </w:pPr>
+    </w:lvl>
+  </w:abstractNum>
+  <w:abstractNum w:abstractNumId="10">
+    <w:nsid w:val="4EBA0546"/>
+    <w:multiLevelType w:val="hybridMultilevel"/>
+    <w:tmpl w:val="E42ADA0A"/>
+    <w:lvl w:ilvl="0" w:tplc="0421000F">
+      <w:start w:val="1"/>
+      <w:numFmt w:val="decimal"/>
+      <w:lvlText w:val="%1."/>
+      <w:lvlJc w:val="left"/>
+      <w:pPr>
+        <w:ind w:left="720" w:hanging="360"/>
+      </w:pPr>
+      <w:rPr>
+        <w:rFonts w:hint="default"/>
+      </w:rPr>
+    </w:lvl>
+    <w:lvl w:ilvl="1" w:tplc="04210019" w:tentative="1">
+      <w:start w:val="1"/>
+      <w:numFmt w:val="lowerLetter"/>
+      <w:lvlText w:val="%2."/>
+      <w:lvlJc w:val="left"/>
+      <w:pPr>
+        <w:ind w:left="1440" w:hanging="360"/>
+      </w:pPr>
+    </w:lvl>
+    <w:lvl w:ilvl="2" w:tplc="0421001B" w:tentative="1">
+      <w:start w:val="1"/>
+      <w:numFmt w:val="lowerRoman"/>
+      <w:lvlText w:val="%3."/>
+      <w:lvlJc w:val="right"/>
+      <w:pPr>
+        <w:ind w:left="2160" w:hanging="180"/>
+      </w:pPr>
+    </w:lvl>
+    <w:lvl w:ilvl="3" w:tplc="0421000F" w:tentative="1">
+      <w:start w:val="1"/>
+      <w:numFmt w:val="decimal"/>
+      <w:lvlText w:val="%4."/>
+      <w:lvlJc w:val="left"/>
+      <w:pPr>
+        <w:ind w:left="2880" w:hanging="360"/>
+      </w:pPr>
+    </w:lvl>
+    <w:lvl w:ilvl="4" w:tplc="04210019" w:tentative="1">
+      <w:start w:val="1"/>
+      <w:numFmt w:val="lowerLetter"/>
+      <w:lvlText w:val="%5."/>
+      <w:lvlJc w:val="left"/>
+      <w:pPr>
+        <w:ind w:left="3600" w:hanging="360"/>
+      </w:pPr>
+    </w:lvl>
+    <w:lvl w:ilvl="5" w:tplc="0421001B" w:tentative="1">
+      <w:start w:val="1"/>
+      <w:numFmt w:val="lowerRoman"/>
+      <w:lvlText w:val="%6."/>
+      <w:lvlJc w:val="right"/>
+      <w:pPr>
+        <w:ind w:left="4320" w:hanging="180"/>
+      </w:pPr>
+    </w:lvl>
+    <w:lvl w:ilvl="6" w:tplc="0421000F" w:tentative="1">
+      <w:start w:val="1"/>
+      <w:numFmt w:val="decimal"/>
+      <w:lvlText w:val="%7."/>
+      <w:lvlJc w:val="left"/>
+      <w:pPr>
+        <w:ind w:left="5040" w:hanging="360"/>
+      </w:pPr>
+    </w:lvl>
+    <w:lvl w:ilvl="7" w:tplc="04210019" w:tentative="1">
+      <w:start w:val="1"/>
+      <w:numFmt w:val="lowerLetter"/>
+      <w:lvlText w:val="%8."/>
+      <w:lvlJc w:val="left"/>
+      <w:pPr>
+        <w:ind w:left="5760" w:hanging="360"/>
+      </w:pPr>
+    </w:lvl>
+    <w:lvl w:ilvl="8" w:tplc="0421001B" w:tentative="1">
+      <w:start w:val="1"/>
+      <w:numFmt w:val="lowerRoman"/>
+      <w:lvlText w:val="%9."/>
+      <w:lvlJc w:val="right"/>
+      <w:pPr>
+        <w:ind w:left="6480" w:hanging="180"/>
+      </w:pPr>
+    </w:lvl>
+  </w:abstractNum>
+  <w:abstractNum w:abstractNumId="11">
     <w:nsid w:val="4FF94B89"/>
     <w:multiLevelType w:val="hybridMultilevel"/>
     <w:tmpl w:val="5CD4CE9E"/>
@@ -2245,7 +1792,7 @@
       </w:pPr>
     </w:lvl>
   </w:abstractNum>
-  <w:abstractNum w:abstractNumId="8">
+  <w:abstractNum w:abstractNumId="12">
     <w:nsid w:val="5BCB3BBB"/>
     <w:multiLevelType w:val="hybridMultilevel"/>
     <w:tmpl w:val="4F52521E"/>
@@ -2331,7 +1878,7 @@
       </w:pPr>
     </w:lvl>
   </w:abstractNum>
-  <w:abstractNum w:abstractNumId="9">
+  <w:abstractNum w:abstractNumId="13">
     <w:nsid w:val="5C20767F"/>
     <w:multiLevelType w:val="multilevel"/>
     <w:tmpl w:val="688EAA58"/>
@@ -2480,7 +2027,7 @@
       </w:rPr>
     </w:lvl>
   </w:abstractNum>
-  <w:abstractNum w:abstractNumId="10">
+  <w:abstractNum w:abstractNumId="14">
     <w:nsid w:val="5DEA3449"/>
     <w:multiLevelType w:val="multilevel"/>
     <w:tmpl w:val="00E6DEFE"/>
@@ -2629,7 +2176,7 @@
       </w:rPr>
     </w:lvl>
   </w:abstractNum>
-  <w:abstractNum w:abstractNumId="11">
+  <w:abstractNum w:abstractNumId="15">
     <w:nsid w:val="643F16D2"/>
     <w:multiLevelType w:val="hybridMultilevel"/>
     <w:tmpl w:val="15E692AE"/>
@@ -2718,7 +2265,7 @@
       </w:pPr>
     </w:lvl>
   </w:abstractNum>
-  <w:abstractNum w:abstractNumId="12">
+  <w:abstractNum w:abstractNumId="16">
     <w:nsid w:val="675562F6"/>
     <w:multiLevelType w:val="multilevel"/>
     <w:tmpl w:val="7D6AE7EA"/>
@@ -2831,7 +2378,7 @@
       </w:pPr>
     </w:lvl>
   </w:abstractNum>
-  <w:abstractNum w:abstractNumId="13">
+  <w:abstractNum w:abstractNumId="17">
     <w:nsid w:val="75C55846"/>
     <w:multiLevelType w:val="hybridMultilevel"/>
     <w:tmpl w:val="78CCA422"/>
@@ -2955,7 +2502,7 @@
       </w:rPr>
     </w:lvl>
   </w:abstractNum>
-  <w:abstractNum w:abstractNumId="14">
+  <w:abstractNum w:abstractNumId="18">
     <w:nsid w:val="77CD4AA3"/>
     <w:multiLevelType w:val="multilevel"/>
     <w:tmpl w:val="318AF87E"/>
@@ -3104,7 +2651,7 @@
       </w:rPr>
     </w:lvl>
   </w:abstractNum>
-  <w:abstractNum w:abstractNumId="15">
+  <w:abstractNum w:abstractNumId="19">
     <w:nsid w:val="7B97286A"/>
     <w:multiLevelType w:val="multilevel"/>
     <w:tmpl w:val="5D12EAF6"/>
@@ -3217,7 +2764,7 @@
       </w:pPr>
     </w:lvl>
   </w:abstractNum>
-  <w:abstractNum w:abstractNumId="16">
+  <w:abstractNum w:abstractNumId="20">
     <w:nsid w:val="7BFC572D"/>
     <w:multiLevelType w:val="multilevel"/>
     <w:tmpl w:val="49EE9BB0"/>
@@ -3330,7 +2877,7 @@
       </w:pPr>
     </w:lvl>
   </w:abstractNum>
-  <w:abstractNum w:abstractNumId="17">
+  <w:abstractNum w:abstractNumId="21">
     <w:nsid w:val="7ECD5D47"/>
     <w:multiLevelType w:val="multilevel"/>
     <w:tmpl w:val="743CA1BC"/>
@@ -3444,34 +2991,34 @@
     </w:lvl>
   </w:abstractNum>
   <w:num w:numId="1">
-    <w:abstractNumId w:val="4"/>
+    <w:abstractNumId w:val="5"/>
   </w:num>
   <w:num w:numId="2">
     <w:abstractNumId w:val="2"/>
   </w:num>
   <w:num w:numId="3">
-    <w:abstractNumId w:val="13"/>
+    <w:abstractNumId w:val="17"/>
   </w:num>
   <w:num w:numId="4">
-    <w:abstractNumId w:val="17"/>
+    <w:abstractNumId w:val="21"/>
   </w:num>
   <w:num w:numId="5">
-    <w:abstractNumId w:val="12"/>
+    <w:abstractNumId w:val="16"/>
   </w:num>
   <w:num w:numId="6">
-    <w:abstractNumId w:val="16"/>
+    <w:abstractNumId w:val="20"/>
   </w:num>
   <w:num w:numId="7">
-    <w:abstractNumId w:val="15"/>
+    <w:abstractNumId w:val="19"/>
   </w:num>
   <w:num w:numId="8">
-    <w:abstractNumId w:val="5"/>
+    <w:abstractNumId w:val="6"/>
   </w:num>
   <w:num w:numId="9">
-    <w:abstractNumId w:val="6"/>
+    <w:abstractNumId w:val="7"/>
   </w:num>
   <w:num w:numId="10">
-    <w:abstractNumId w:val="9"/>
+    <w:abstractNumId w:val="13"/>
   </w:num>
   <w:num w:numId="11">
     <w:abstractNumId w:val="0"/>
@@ -3480,22 +3027,34 @@
     <w:abstractNumId w:val="3"/>
   </w:num>
   <w:num w:numId="13">
-    <w:abstractNumId w:val="10"/>
+    <w:abstractNumId w:val="14"/>
   </w:num>
   <w:num w:numId="14">
-    <w:abstractNumId w:val="14"/>
+    <w:abstractNumId w:val="18"/>
   </w:num>
   <w:num w:numId="15">
-    <w:abstractNumId w:val="7"/>
+    <w:abstractNumId w:val="11"/>
   </w:num>
   <w:num w:numId="16">
     <w:abstractNumId w:val="1"/>
   </w:num>
   <w:num w:numId="17">
-    <w:abstractNumId w:val="8"/>
+    <w:abstractNumId w:val="12"/>
   </w:num>
   <w:num w:numId="18">
-    <w:abstractNumId w:val="11"/>
+    <w:abstractNumId w:val="15"/>
+  </w:num>
+  <w:num w:numId="19">
+    <w:abstractNumId w:val="10"/>
+  </w:num>
+  <w:num w:numId="20">
+    <w:abstractNumId w:val="9"/>
+  </w:num>
+  <w:num w:numId="21">
+    <w:abstractNumId w:val="4"/>
+  </w:num>
+  <w:num w:numId="22">
+    <w:abstractNumId w:val="8"/>
   </w:num>
 </w:numbering>
 </file>
@@ -3569,7 +3128,7 @@
     <w:lsdException w:name="Medium Shading 2 Accent 1" w:semiHidden="0" w:uiPriority="64" w:unhideWhenUsed="0"/>
     <w:lsdException w:name="Medium List 1 Accent 1" w:semiHidden="0" w:uiPriority="65" w:unhideWhenUsed="0"/>
     <w:lsdException w:name="Revision" w:unhideWhenUsed="0"/>
-    <w:lsdException w:name="List Paragraph" w:semiHidden="0" w:uiPriority="34" w:unhideWhenUsed="0" w:qFormat="1"/>
+    <w:lsdException w:name="List Paragraph" w:semiHidden="0" w:uiPriority="0" w:unhideWhenUsed="0" w:qFormat="1"/>
     <w:lsdException w:name="Quote" w:semiHidden="0" w:uiPriority="29" w:unhideWhenUsed="0" w:qFormat="1"/>
     <w:lsdException w:name="Intense Quote" w:semiHidden="0" w:uiPriority="30" w:unhideWhenUsed="0" w:qFormat="1"/>
     <w:lsdException w:name="Medium List 2 Accent 1" w:semiHidden="0" w:uiPriority="66" w:unhideWhenUsed="0"/>
@@ -3661,9 +3220,30 @@
   <w:style w:type="paragraph" w:default="1" w:styleId="Normal">
     <w:name w:val="Normal"/>
     <w:qFormat/>
+    <w:rsid w:val="00543A37"/>
     <w:rPr>
       <w:rFonts w:ascii="Times New Roman" w:eastAsia="Times New Roman" w:hAnsi="Times New Roman" w:cs="Times New Roman"/>
       <w:lang w:val="id"/>
+    </w:rPr>
+  </w:style>
+  <w:style w:type="paragraph" w:styleId="Heading1">
+    <w:name w:val="heading 1"/>
+    <w:link w:val="Heading1Char"/>
+    <w:uiPriority w:val="9"/>
+    <w:qFormat/>
+    <w:rsid w:val="00B226AC"/>
+    <w:pPr>
+      <w:widowControl/>
+      <w:autoSpaceDE/>
+      <w:autoSpaceDN/>
+      <w:outlineLvl w:val="0"/>
+    </w:pPr>
+    <w:rPr>
+      <w:rFonts w:ascii="Calibri" w:eastAsia="Times New Roman" w:hAnsi="Calibri" w:cs="Calibri"/>
+      <w:color w:val="2E74B5"/>
+      <w:sz w:val="32"/>
+      <w:szCs w:val="32"/>
+      <w:lang w:val="en-ID"/>
     </w:rPr>
   </w:style>
   <w:style w:type="character" w:default="1" w:styleId="DefaultParagraphFont">
@@ -3707,7 +3287,6 @@
   <w:style w:type="paragraph" w:styleId="ListParagraph">
     <w:name w:val="List Paragraph"/>
     <w:basedOn w:val="Normal"/>
-    <w:uiPriority w:val="1"/>
     <w:qFormat/>
     <w:pPr>
       <w:ind w:left="763" w:hanging="279"/>
@@ -3810,6 +3389,79 @@
       <w:lang w:val="id"/>
     </w:rPr>
   </w:style>
+  <w:style w:type="character" w:styleId="Strong">
+    <w:name w:val="Strong"/>
+    <w:basedOn w:val="DefaultParagraphFont"/>
+    <w:uiPriority w:val="22"/>
+    <w:qFormat/>
+    <w:rsid w:val="00F32481"/>
+    <w:rPr>
+      <w:b/>
+      <w:bCs/>
+    </w:rPr>
+  </w:style>
+  <w:style w:type="character" w:styleId="HTMLCode">
+    <w:name w:val="HTML Code"/>
+    <w:basedOn w:val="DefaultParagraphFont"/>
+    <w:uiPriority w:val="99"/>
+    <w:semiHidden/>
+    <w:unhideWhenUsed/>
+    <w:rsid w:val="00387A88"/>
+    <w:rPr>
+      <w:rFonts w:ascii="Courier New" w:eastAsia="Times New Roman" w:hAnsi="Courier New" w:cs="Courier New"/>
+      <w:sz w:val="20"/>
+      <w:szCs w:val="20"/>
+    </w:rPr>
+  </w:style>
+  <w:style w:type="character" w:customStyle="1" w:styleId="Heading1Char">
+    <w:name w:val="Heading 1 Char"/>
+    <w:basedOn w:val="DefaultParagraphFont"/>
+    <w:link w:val="Heading1"/>
+    <w:uiPriority w:val="9"/>
+    <w:rsid w:val="00B226AC"/>
+    <w:rPr>
+      <w:rFonts w:ascii="Calibri" w:eastAsia="Times New Roman" w:hAnsi="Calibri" w:cs="Calibri"/>
+      <w:color w:val="2E74B5"/>
+      <w:sz w:val="32"/>
+      <w:szCs w:val="32"/>
+      <w:lang w:val="en-ID"/>
+    </w:rPr>
+  </w:style>
+  <w:style w:type="paragraph" w:customStyle="1" w:styleId="pdq2pgselectionanchorcontainer">
+    <w:name w:val="pdq2pg_selectionanchorcontainer"/>
+    <w:basedOn w:val="Normal"/>
+    <w:rsid w:val="00543A37"/>
+    <w:pPr>
+      <w:widowControl/>
+      <w:autoSpaceDE/>
+      <w:autoSpaceDN/>
+      <w:spacing w:before="100" w:beforeAutospacing="1" w:after="100" w:afterAutospacing="1"/>
+    </w:pPr>
+    <w:rPr>
+      <w:sz w:val="24"/>
+      <w:szCs w:val="24"/>
+      <w:lang w:val="id-ID" w:eastAsia="id-ID"/>
+    </w:rPr>
+  </w:style>
+  <w:style w:type="paragraph" w:styleId="NormalWeb">
+    <w:name w:val="Normal (Web)"/>
+    <w:basedOn w:val="Normal"/>
+    <w:uiPriority w:val="99"/>
+    <w:semiHidden/>
+    <w:unhideWhenUsed/>
+    <w:rsid w:val="00543A37"/>
+    <w:pPr>
+      <w:widowControl/>
+      <w:autoSpaceDE/>
+      <w:autoSpaceDN/>
+      <w:spacing w:before="100" w:beforeAutospacing="1" w:after="100" w:afterAutospacing="1"/>
+    </w:pPr>
+    <w:rPr>
+      <w:sz w:val="24"/>
+      <w:szCs w:val="24"/>
+      <w:lang w:val="id-ID" w:eastAsia="id-ID"/>
+    </w:rPr>
+  </w:style>
 </w:styles>
 </file>
 
@@ -3882,7 +3534,7 @@
     <w:lsdException w:name="Medium Shading 2 Accent 1" w:semiHidden="0" w:uiPriority="64" w:unhideWhenUsed="0"/>
     <w:lsdException w:name="Medium List 1 Accent 1" w:semiHidden="0" w:uiPriority="65" w:unhideWhenUsed="0"/>
     <w:lsdException w:name="Revision" w:unhideWhenUsed="0"/>
-    <w:lsdException w:name="List Paragraph" w:semiHidden="0" w:uiPriority="34" w:unhideWhenUsed="0" w:qFormat="1"/>
+    <w:lsdException w:name="List Paragraph" w:semiHidden="0" w:uiPriority="0" w:unhideWhenUsed="0" w:qFormat="1"/>
     <w:lsdException w:name="Quote" w:semiHidden="0" w:uiPriority="29" w:unhideWhenUsed="0" w:qFormat="1"/>
     <w:lsdException w:name="Intense Quote" w:semiHidden="0" w:uiPriority="30" w:unhideWhenUsed="0" w:qFormat="1"/>
     <w:lsdException w:name="Medium List 2 Accent 1" w:semiHidden="0" w:uiPriority="66" w:unhideWhenUsed="0"/>
@@ -3974,9 +3626,30 @@
   <w:style w:type="paragraph" w:default="1" w:styleId="Normal">
     <w:name w:val="Normal"/>
     <w:qFormat/>
+    <w:rsid w:val="00543A37"/>
     <w:rPr>
       <w:rFonts w:ascii="Times New Roman" w:eastAsia="Times New Roman" w:hAnsi="Times New Roman" w:cs="Times New Roman"/>
       <w:lang w:val="id"/>
+    </w:rPr>
+  </w:style>
+  <w:style w:type="paragraph" w:styleId="Heading1">
+    <w:name w:val="heading 1"/>
+    <w:link w:val="Heading1Char"/>
+    <w:uiPriority w:val="9"/>
+    <w:qFormat/>
+    <w:rsid w:val="00B226AC"/>
+    <w:pPr>
+      <w:widowControl/>
+      <w:autoSpaceDE/>
+      <w:autoSpaceDN/>
+      <w:outlineLvl w:val="0"/>
+    </w:pPr>
+    <w:rPr>
+      <w:rFonts w:ascii="Calibri" w:eastAsia="Times New Roman" w:hAnsi="Calibri" w:cs="Calibri"/>
+      <w:color w:val="2E74B5"/>
+      <w:sz w:val="32"/>
+      <w:szCs w:val="32"/>
+      <w:lang w:val="en-ID"/>
     </w:rPr>
   </w:style>
   <w:style w:type="character" w:default="1" w:styleId="DefaultParagraphFont">
@@ -4020,7 +3693,6 @@
   <w:style w:type="paragraph" w:styleId="ListParagraph">
     <w:name w:val="List Paragraph"/>
     <w:basedOn w:val="Normal"/>
-    <w:uiPriority w:val="1"/>
     <w:qFormat/>
     <w:pPr>
       <w:ind w:left="763" w:hanging="279"/>
@@ -4121,6 +3793,79 @@
       <w:sz w:val="16"/>
       <w:szCs w:val="16"/>
       <w:lang w:val="id"/>
+    </w:rPr>
+  </w:style>
+  <w:style w:type="character" w:styleId="Strong">
+    <w:name w:val="Strong"/>
+    <w:basedOn w:val="DefaultParagraphFont"/>
+    <w:uiPriority w:val="22"/>
+    <w:qFormat/>
+    <w:rsid w:val="00F32481"/>
+    <w:rPr>
+      <w:b/>
+      <w:bCs/>
+    </w:rPr>
+  </w:style>
+  <w:style w:type="character" w:styleId="HTMLCode">
+    <w:name w:val="HTML Code"/>
+    <w:basedOn w:val="DefaultParagraphFont"/>
+    <w:uiPriority w:val="99"/>
+    <w:semiHidden/>
+    <w:unhideWhenUsed/>
+    <w:rsid w:val="00387A88"/>
+    <w:rPr>
+      <w:rFonts w:ascii="Courier New" w:eastAsia="Times New Roman" w:hAnsi="Courier New" w:cs="Courier New"/>
+      <w:sz w:val="20"/>
+      <w:szCs w:val="20"/>
+    </w:rPr>
+  </w:style>
+  <w:style w:type="character" w:customStyle="1" w:styleId="Heading1Char">
+    <w:name w:val="Heading 1 Char"/>
+    <w:basedOn w:val="DefaultParagraphFont"/>
+    <w:link w:val="Heading1"/>
+    <w:uiPriority w:val="9"/>
+    <w:rsid w:val="00B226AC"/>
+    <w:rPr>
+      <w:rFonts w:ascii="Calibri" w:eastAsia="Times New Roman" w:hAnsi="Calibri" w:cs="Calibri"/>
+      <w:color w:val="2E74B5"/>
+      <w:sz w:val="32"/>
+      <w:szCs w:val="32"/>
+      <w:lang w:val="en-ID"/>
+    </w:rPr>
+  </w:style>
+  <w:style w:type="paragraph" w:customStyle="1" w:styleId="pdq2pgselectionanchorcontainer">
+    <w:name w:val="pdq2pg_selectionanchorcontainer"/>
+    <w:basedOn w:val="Normal"/>
+    <w:rsid w:val="00543A37"/>
+    <w:pPr>
+      <w:widowControl/>
+      <w:autoSpaceDE/>
+      <w:autoSpaceDN/>
+      <w:spacing w:before="100" w:beforeAutospacing="1" w:after="100" w:afterAutospacing="1"/>
+    </w:pPr>
+    <w:rPr>
+      <w:sz w:val="24"/>
+      <w:szCs w:val="24"/>
+      <w:lang w:val="id-ID" w:eastAsia="id-ID"/>
+    </w:rPr>
+  </w:style>
+  <w:style w:type="paragraph" w:styleId="NormalWeb">
+    <w:name w:val="Normal (Web)"/>
+    <w:basedOn w:val="Normal"/>
+    <w:uiPriority w:val="99"/>
+    <w:semiHidden/>
+    <w:unhideWhenUsed/>
+    <w:rsid w:val="00543A37"/>
+    <w:pPr>
+      <w:widowControl/>
+      <w:autoSpaceDE/>
+      <w:autoSpaceDN/>
+      <w:spacing w:before="100" w:beforeAutospacing="1" w:after="100" w:afterAutospacing="1"/>
+    </w:pPr>
+    <w:rPr>
+      <w:sz w:val="24"/>
+      <w:szCs w:val="24"/>
+      <w:lang w:val="id-ID" w:eastAsia="id-ID"/>
     </w:rPr>
   </w:style>
 </w:styles>
